--- a/templates/Police Information Sheet.docx
+++ b/templates/Police Information Sheet.docx
@@ -1,8 +1,8 @@
 
 <file path=word/document.xml><?xml version="1.0" encoding="utf-8"?>
-<w:document xmlns:wpc="http://schemas.microsoft.com/office/word/2010/wordprocessingCanvas" xmlns:cx="http://schemas.microsoft.com/office/drawing/2014/chartex" xmlns:cx1="http://schemas.microsoft.com/office/drawing/2015/9/8/chartex" xmlns:cx2="http://schemas.microsoft.com/office/drawing/2015/10/21/chartex" xmlns:cx3="http://schemas.microsoft.com/office/drawing/2016/5/9/chartex" xmlns:cx4="http://schemas.microsoft.com/office/drawing/2016/5/10/chartex" xmlns:cx5="http://schemas.microsoft.com/office/drawing/2016/5/11/chartex" xmlns:cx6="http://schemas.microsoft.com/office/drawing/2016/5/12/chartex" xmlns:cx7="http://schemas.microsoft.com/office/drawing/2016/5/13/chartex" xmlns:cx8="http://schemas.microsoft.com/office/drawing/2016/5/14/chartex" xmlns:mc="http://schemas.openxmlformats.org/markup-compatibility/2006" xmlns:aink="http://schemas.microsoft.com/office/drawing/2016/ink" xmlns:am3d="http://schemas.microsoft.com/office/drawing/2017/model3d" xmlns:o="urn:schemas-microsoft-com:office:office" xmlns:oel="http://schemas.microsoft.com/office/2019/extlst" xmlns:r="http://schemas.openxmlformats.org/officeDocument/2006/relationships" xmlns:m="http://schemas.openxmlformats.org/officeDocument/2006/math" xmlns:v="urn:schemas-microsoft-com:vml" xmlns:wp14="http://schemas.microsoft.com/office/word/2010/wordprocessingDrawing" xmlns:wp="http://schemas.openxmlformats.org/drawingml/2006/wordprocessingDrawing" xmlns:w10="urn:schemas-microsoft-com:office:word" xmlns:w="http://schemas.openxmlformats.org/wordprocessingml/2006/main" xmlns:w14="http://schemas.microsoft.com/office/word/2010/wordml" xmlns:w15="http://schemas.microsoft.com/office/word/2012/wordml" xmlns:w16cex="http://schemas.microsoft.com/office/word/2018/wordml/cex" xmlns:w16cid="http://schemas.microsoft.com/office/word/2016/wordml/cid" xmlns:w16="http://schemas.microsoft.com/office/word/2018/wordml" xmlns:w16du="http://schemas.microsoft.com/office/word/2023/wordml/word16du" xmlns:w16sdtdh="http://schemas.microsoft.com/office/word/2020/wordml/sdtdatahash" xmlns:w16sdtfl="http://schemas.microsoft.com/office/word/2024/wordml/sdtformatlock" xmlns:w16se="http://schemas.microsoft.com/office/word/2015/wordml/symex" xmlns:wpg="http://schemas.microsoft.com/office/word/2010/wordprocessingGroup" xmlns:wpi="http://schemas.microsoft.com/office/word/2010/wordprocessingInk" xmlns:wne="http://schemas.microsoft.com/office/word/2006/wordml" xmlns:wps="http://schemas.microsoft.com/office/word/2010/wordprocessingShape" mc:Ignorable="w14 w15 w16se w16cid w16 w16cex w16sdtdh w16sdtfl w16du wp14">
+<w:document xmlns:ns1="http://schemas.openxmlformats.org/markup-compatibility/2006" xmlns:ns2="http://schemas.microsoft.com/office/word/2010/wordml" xmlns:w="http://schemas.openxmlformats.org/wordprocessingml/2006/main" ns1:Ignorable="w14 w15 w16se w16cid w16 w16cex w16sdtdh w16sdtfl w16du wp14">
   <w:body>
-    <w:p>
+    <w:p ns2:paraId="42CB5F9F" ns2:textId="77777777">
       <w:pPr>
         <w:pStyle w:val="Title"/>
         <w:rPr>
@@ -29,7 +29,7 @@
         <w:t xml:space="preserve"> </w:t>
       </w:r>
     </w:p>
-    <w:p>
+    <w:p ns2:paraId="0F202E95" ns2:textId="77777777">
       <w:pPr>
         <w:ind w:right="1693"/>
         <w:rPr>
@@ -40,7 +40,7 @@
         </w:rPr>
       </w:pPr>
     </w:p>
-    <w:p>
+    <w:p ns2:paraId="60A7B91B" ns2:textId="77777777">
       <w:pPr>
         <w:ind w:right="-136"/>
         <w:rPr>
@@ -71,7 +71,7 @@
         <w:t xml:space="preserve"> </w:t>
       </w:r>
     </w:p>
-    <w:p>
+    <w:p ns2:paraId="1D753CBE" ns2:textId="77777777">
       <w:pPr>
         <w:ind w:right="1693"/>
         <w:rPr>
@@ -137,7 +137,7 @@
         <w:fldChar w:fldCharType="end"/>
       </w:r>
     </w:p>
-    <w:p>
+    <w:p ns2:paraId="35A80922" ns2:textId="77777777">
       <w:pPr>
         <w:ind w:right="1693"/>
         <w:rPr>
@@ -155,7 +155,7 @@
         <w:t xml:space="preserve"> </w:t>
       </w:r>
     </w:p>
-    <w:p>
+    <w:p ns2:paraId="0A733B77" ns2:textId="77777777">
       <w:pPr>
         <w:ind w:left="2835" w:right="1693"/>
         <w:rPr>
@@ -174,7 +174,7 @@
         <w:t xml:space="preserve">FP NO.   </w:t>
       </w:r>
     </w:p>
-    <w:p>
+    <w:p ns2:paraId="01BCFD1B" ns2:textId="77777777">
       <w:pPr>
         <w:tabs>
           <w:tab w:val="left" w:pos="0"/>
@@ -188,7 +188,7 @@
         </w:rPr>
       </w:pPr>
     </w:p>
-    <w:p>
+    <w:p ns2:paraId="4A46A31D" ns2:textId="77777777">
       <w:pPr>
         <w:tabs>
           <w:tab w:val="left" w:pos="0"/>
@@ -202,7 +202,7 @@
         </w:rPr>
       </w:pPr>
     </w:p>
-    <w:p>
+    <w:p ns2:paraId="12EC731F" ns2:textId="77777777">
       <w:pPr>
         <w:tabs>
           <w:tab w:val="left" w:pos="0"/>
@@ -217,7 +217,7 @@
         </w:rPr>
       </w:pPr>
     </w:p>
-    <w:p>
+    <w:p ns2:paraId="14091FBE" ns2:textId="5E18A0B1">
       <w:pPr>
         <w:tabs>
           <w:tab w:val="left" w:pos="0"/>
@@ -255,7 +255,7 @@
           <w:b/>
           <w:lang w:val="en-GB"/>
         </w:rPr>
-        <w:t>{{APPLICANT_NAME}}</w:t>
+        <w:t>{{applicant_name}}</w:t>
       </w:r>
       <w:r>
         <w:rPr>
@@ -305,7 +305,7 @@
         <w:t xml:space="preserve"> </w:t>
       </w:r>
     </w:p>
-    <w:p>
+    <w:p ns2:paraId="3D136755" ns2:textId="0C8E064D">
       <w:pPr>
         <w:tabs>
           <w:tab w:val="left" w:pos="0"/>
@@ -431,7 +431,7 @@
         <w:t xml:space="preserve"> </w:t>
       </w:r>
     </w:p>
-    <w:p>
+    <w:p ns2:paraId="2C700145" ns2:textId="77777777">
       <w:pPr>
         <w:tabs>
           <w:tab w:val="left" w:pos="0"/>
@@ -448,7 +448,7 @@
         </w:rPr>
       </w:pPr>
     </w:p>
-    <w:p>
+    <w:p ns2:paraId="5FED824A" ns2:textId="7F1A7D0C">
       <w:pPr>
         <w:pStyle w:val="Heading1"/>
         <w:tabs>
@@ -491,10 +491,10 @@
           <w:u w:val="none"/>
           <w:lang w:val="en-GB"/>
         </w:rPr>
-        <w:t>{{RESPONDENT_NAME}}</w:t>
-      </w:r>
-    </w:p>
-    <w:p>
+        <w:t>{{respondent_name}}</w:t>
+      </w:r>
+    </w:p>
+    <w:p ns2:paraId="35AC4300" ns2:textId="77777777">
       <w:pPr>
         <w:tabs>
           <w:tab w:val="left" w:pos="3420"/>
@@ -505,7 +505,7 @@
         </w:rPr>
       </w:pPr>
     </w:p>
-    <w:p>
+    <w:p ns2:paraId="2C9322FB" ns2:textId="4DD527C3">
       <w:pPr>
         <w:pStyle w:val="Heading1"/>
         <w:tabs>
@@ -585,7 +585,7 @@
         <w:t>}}</w:t>
       </w:r>
     </w:p>
-    <w:p>
+    <w:p ns2:paraId="23B1B1B4" ns2:textId="6D9FA0AA">
       <w:pPr>
         <w:tabs>
           <w:tab w:val="left" w:pos="0"/>
@@ -651,7 +651,7 @@
         <w:t xml:space="preserve"> </w:t>
       </w:r>
     </w:p>
-    <w:p>
+    <w:p ns2:paraId="72FB1AE8" ns2:textId="1A5FC4EA">
       <w:pPr>
         <w:tabs>
           <w:tab w:val="left" w:pos="0"/>
@@ -717,7 +717,7 @@
         <w:t>}}</w:t>
       </w:r>
     </w:p>
-    <w:p>
+    <w:p ns2:paraId="2644324A" ns2:textId="77777777">
       <w:pPr>
         <w:tabs>
           <w:tab w:val="left" w:pos="0"/>
@@ -754,7 +754,7 @@
         <w:t xml:space="preserve">    </w:t>
       </w:r>
     </w:p>
-    <w:p>
+    <w:p ns2:paraId="214A0C0A" ns2:textId="77777777">
       <w:pPr>
         <w:tabs>
           <w:tab w:val="left" w:pos="0"/>
@@ -769,7 +769,7 @@
         </w:rPr>
       </w:pPr>
     </w:p>
-    <w:p>
+    <w:p ns2:paraId="30BC963A" ns2:textId="67C2D766">
       <w:pPr>
         <w:tabs>
           <w:tab w:val="left" w:pos="0"/>
@@ -890,7 +890,7 @@
         <w:t xml:space="preserve">      </w:t>
       </w:r>
     </w:p>
-    <w:p>
+    <w:p ns2:paraId="4DDC0A8F" ns2:textId="77777777">
       <w:pPr>
         <w:tabs>
           <w:tab w:val="left" w:pos="0"/>
@@ -947,7 +947,7 @@
         <w:fldChar w:fldCharType="end"/>
       </w:r>
     </w:p>
-    <w:p>
+    <w:p ns2:paraId="0D8DE179" ns2:textId="77777777">
       <w:pPr>
         <w:tabs>
           <w:tab w:val="left" w:pos="0"/>
@@ -1004,7 +1004,7 @@
         <w:t xml:space="preserve"> </w:t>
       </w:r>
     </w:p>
-    <w:p>
+    <w:p ns2:paraId="170FAA6A" ns2:textId="77777777">
       <w:pPr>
         <w:tabs>
           <w:tab w:val="left" w:pos="0"/>
@@ -1018,7 +1018,7 @@
         </w:rPr>
       </w:pPr>
     </w:p>
-    <w:p>
+    <w:p ns2:paraId="4F09549C" ns2:textId="77777777">
       <w:pPr>
         <w:tabs>
           <w:tab w:val="left" w:pos="0"/>
@@ -1059,7 +1059,7 @@
         <w:gridCol w:w="1800"/>
         <w:gridCol w:w="3461"/>
       </w:tblGrid>
-      <w:tr>
+      <w:tr ns2:paraId="5C95ABE7" ns2:textId="77777777">
         <w:trPr>
           <w:cantSplit/>
         </w:trPr>
@@ -1068,7 +1068,7 @@
             <w:tcW w:w="3088" w:type="dxa"/>
             <w:hideMark/>
           </w:tcPr>
-          <w:p>
+          <w:p ns2:paraId="33FFD60A" ns2:textId="77777777">
             <w:pPr>
               <w:tabs>
                 <w:tab w:val="left" w:pos="0"/>
@@ -1104,7 +1104,7 @@
           <w:tcPr>
             <w:tcW w:w="1800" w:type="dxa"/>
           </w:tcPr>
-          <w:p>
+          <w:p ns2:paraId="78C310A6" ns2:textId="77777777">
             <w:pPr>
               <w:tabs>
                 <w:tab w:val="left" w:pos="0"/>
@@ -1123,7 +1123,7 @@
             <w:tcW w:w="3461" w:type="dxa"/>
             <w:hideMark/>
           </w:tcPr>
-          <w:p>
+          <w:p ns2:paraId="6E62BA65" ns2:textId="77777777">
             <w:pPr>
               <w:tabs>
                 <w:tab w:val="left" w:pos="0"/>
@@ -1143,7 +1143,7 @@
         </w:tc>
       </w:tr>
     </w:tbl>
-    <w:p>
+    <w:p ns2:paraId="74F09674" ns2:textId="77777777">
       <w:pPr>
         <w:tabs>
           <w:tab w:val="left" w:pos="0"/>
@@ -1157,7 +1157,7 @@
         </w:rPr>
       </w:pPr>
     </w:p>
-    <w:p>
+    <w:p ns2:paraId="4CC8E2AA" ns2:textId="77777777">
       <w:pPr>
         <w:tabs>
           <w:tab w:val="left" w:pos="0"/>
@@ -1198,7 +1198,7 @@
         <w:gridCol w:w="1030"/>
         <w:gridCol w:w="3656"/>
       </w:tblGrid>
-      <w:tr>
+      <w:tr ns2:paraId="6710F2FA" ns2:textId="77777777">
         <w:trPr>
           <w:cantSplit/>
         </w:trPr>
@@ -1207,7 +1207,7 @@
             <w:tcW w:w="3858" w:type="dxa"/>
             <w:hideMark/>
           </w:tcPr>
-          <w:p>
+          <w:p ns2:paraId="51AC7DA1" ns2:textId="77777777">
             <w:pPr>
               <w:tabs>
                 <w:tab w:val="left" w:pos="0"/>
@@ -1249,7 +1249,7 @@
           <w:tcPr>
             <w:tcW w:w="1030" w:type="dxa"/>
           </w:tcPr>
-          <w:p>
+          <w:p ns2:paraId="615C7C94" ns2:textId="77777777">
             <w:pPr>
               <w:tabs>
                 <w:tab w:val="left" w:pos="0"/>
@@ -1268,7 +1268,7 @@
             <w:tcW w:w="3656" w:type="dxa"/>
             <w:hideMark/>
           </w:tcPr>
-          <w:p>
+          <w:p ns2:paraId="3424139B" ns2:textId="77777777">
             <w:pPr>
               <w:tabs>
                 <w:tab w:val="left" w:pos="0"/>
@@ -1287,7 +1287,7 @@
           </w:p>
         </w:tc>
       </w:tr>
-      <w:tr>
+      <w:tr ns2:paraId="4F81EF93" ns2:textId="77777777">
         <w:trPr>
           <w:cantSplit/>
         </w:trPr>
@@ -1296,7 +1296,7 @@
             <w:tcW w:w="3858" w:type="dxa"/>
             <w:hideMark/>
           </w:tcPr>
-          <w:p>
+          <w:p ns2:paraId="10466094" ns2:textId="77777777">
             <w:pPr>
               <w:tabs>
                 <w:tab w:val="left" w:pos="0"/>
@@ -1320,7 +1320,7 @@
           <w:tcPr>
             <w:tcW w:w="1030" w:type="dxa"/>
           </w:tcPr>
-          <w:p>
+          <w:p ns2:paraId="76F3B5A0" ns2:textId="77777777">
             <w:pPr>
               <w:tabs>
                 <w:tab w:val="left" w:pos="0"/>
@@ -1339,7 +1339,7 @@
             <w:tcW w:w="3656" w:type="dxa"/>
             <w:hideMark/>
           </w:tcPr>
-          <w:p>
+          <w:p ns2:paraId="7E8BAD3D" ns2:textId="77777777">
             <w:pPr>
               <w:tabs>
                 <w:tab w:val="left" w:pos="0"/>
@@ -1359,7 +1359,7 @@
           </w:p>
         </w:tc>
       </w:tr>
-      <w:tr>
+      <w:tr ns2:paraId="283616EF" ns2:textId="77777777">
         <w:trPr>
           <w:cantSplit/>
         </w:trPr>
@@ -1368,7 +1368,7 @@
             <w:tcW w:w="3858" w:type="dxa"/>
             <w:hideMark/>
           </w:tcPr>
-          <w:p>
+          <w:p ns2:paraId="46D0C254" ns2:textId="77777777">
             <w:pPr>
               <w:tabs>
                 <w:tab w:val="left" w:pos="0"/>
@@ -1392,7 +1392,7 @@
           <w:tcPr>
             <w:tcW w:w="1030" w:type="dxa"/>
           </w:tcPr>
-          <w:p>
+          <w:p ns2:paraId="51BBE7E2" ns2:textId="77777777">
             <w:pPr>
               <w:tabs>
                 <w:tab w:val="left" w:pos="0"/>
@@ -1411,7 +1411,7 @@
             <w:tcW w:w="3656" w:type="dxa"/>
             <w:hideMark/>
           </w:tcPr>
-          <w:p>
+          <w:p ns2:paraId="30BB9B00" ns2:textId="77777777">
             <w:pPr>
               <w:tabs>
                 <w:tab w:val="left" w:pos="0"/>
@@ -1430,7 +1430,7 @@
           </w:p>
         </w:tc>
       </w:tr>
-      <w:tr>
+      <w:tr ns2:paraId="3D311609" ns2:textId="77777777">
         <w:trPr>
           <w:cantSplit/>
         </w:trPr>
@@ -1439,7 +1439,7 @@
             <w:tcW w:w="3858" w:type="dxa"/>
             <w:hideMark/>
           </w:tcPr>
-          <w:p>
+          <w:p ns2:paraId="3E1A90B0" ns2:textId="77777777">
             <w:pPr>
               <w:tabs>
                 <w:tab w:val="left" w:pos="0"/>
@@ -1463,7 +1463,7 @@
           <w:tcPr>
             <w:tcW w:w="1030" w:type="dxa"/>
           </w:tcPr>
-          <w:p>
+          <w:p ns2:paraId="1C2D7CD1" ns2:textId="77777777">
             <w:pPr>
               <w:tabs>
                 <w:tab w:val="left" w:pos="0"/>
@@ -1482,7 +1482,7 @@
             <w:tcW w:w="3656" w:type="dxa"/>
             <w:hideMark/>
           </w:tcPr>
-          <w:p>
+          <w:p ns2:paraId="181A1F57" ns2:textId="77777777">
             <w:pPr>
               <w:tabs>
                 <w:tab w:val="left" w:pos="0"/>
@@ -1501,7 +1501,7 @@
           </w:p>
         </w:tc>
       </w:tr>
-      <w:tr>
+      <w:tr ns2:paraId="679451F5" ns2:textId="77777777">
         <w:trPr>
           <w:cantSplit/>
         </w:trPr>
@@ -1510,7 +1510,7 @@
             <w:tcW w:w="3858" w:type="dxa"/>
             <w:hideMark/>
           </w:tcPr>
-          <w:p>
+          <w:p ns2:paraId="1F273169" ns2:textId="77777777">
             <w:pPr>
               <w:tabs>
                 <w:tab w:val="left" w:pos="0"/>
@@ -1534,7 +1534,7 @@
           <w:tcPr>
             <w:tcW w:w="1030" w:type="dxa"/>
           </w:tcPr>
-          <w:p>
+          <w:p ns2:paraId="3D9F5054" ns2:textId="77777777">
             <w:pPr>
               <w:tabs>
                 <w:tab w:val="left" w:pos="0"/>
@@ -1553,7 +1553,7 @@
             <w:tcW w:w="3656" w:type="dxa"/>
             <w:hideMark/>
           </w:tcPr>
-          <w:p>
+          <w:p ns2:paraId="23D96F6C" ns2:textId="77777777">
             <w:pPr>
               <w:tabs>
                 <w:tab w:val="left" w:pos="0"/>
@@ -1573,7 +1573,7 @@
         </w:tc>
       </w:tr>
     </w:tbl>
-    <w:p>
+    <w:p ns2:paraId="40190809" ns2:textId="77777777">
       <w:pPr>
         <w:tabs>
           <w:tab w:val="left" w:pos="0"/>
@@ -1587,7 +1587,7 @@
         </w:rPr>
       </w:pPr>
     </w:p>
-    <w:p>
+    <w:p ns2:paraId="1B56078E" ns2:textId="77777777">
       <w:pPr>
         <w:keepNext/>
         <w:tabs>
@@ -1618,7 +1618,7 @@
         <w:t xml:space="preserve">How many weapons does (*the respondent) (*the associated respondent) have access to? </w:t>
       </w:r>
     </w:p>
-    <w:p>
+    <w:p ns2:paraId="4E6C9499" ns2:textId="77777777">
       <w:pPr>
         <w:tabs>
           <w:tab w:val="left" w:pos="0"/>
@@ -1639,7 +1639,7 @@
         <w:t>N/A</w:t>
       </w:r>
     </w:p>
-    <w:p>
+    <w:p ns2:paraId="368D8C65" ns2:textId="77777777">
       <w:pPr>
         <w:tabs>
           <w:tab w:val="left" w:pos="0"/>
@@ -1675,7 +1675,7 @@
         <w:t xml:space="preserve"> </w:t>
       </w:r>
     </w:p>
-    <w:p>
+    <w:p ns2:paraId="6F4FDE39" ns2:textId="77777777">
       <w:pPr>
         <w:tabs>
           <w:tab w:val="left" w:pos="0"/>
@@ -1689,7 +1689,7 @@
         </w:rPr>
       </w:pPr>
     </w:p>
-    <w:p>
+    <w:p ns2:paraId="660D213F" ns2:textId="77777777">
       <w:pPr>
         <w:tabs>
           <w:tab w:val="left" w:pos="0"/>
@@ -1725,7 +1725,7 @@
         <w:fldChar w:fldCharType="end"/>
       </w:r>
     </w:p>
-    <w:p>
+    <w:p ns2:paraId="20C16759" ns2:textId="77777777">
       <w:pPr>
         <w:tabs>
           <w:tab w:val="left" w:pos="0"/>
@@ -1739,7 +1739,7 @@
         </w:rPr>
       </w:pPr>
     </w:p>
-    <w:p>
+    <w:p ns2:paraId="36A685AB" ns2:textId="77777777">
       <w:pPr>
         <w:tabs>
           <w:tab w:val="left" w:pos="0"/>
@@ -1783,7 +1783,7 @@
         <w:t xml:space="preserve">) </w:t>
       </w:r>
     </w:p>
-    <w:p>
+    <w:p ns2:paraId="2D62BDC6" ns2:textId="77777777">
       <w:pPr>
         <w:tabs>
           <w:tab w:val="left" w:pos="0"/>
@@ -1804,7 +1804,7 @@
         <w:tab/>
       </w:r>
     </w:p>
-    <w:p>
+    <w:p ns2:paraId="401727CD" ns2:textId="77777777">
       <w:pPr>
         <w:tabs>
           <w:tab w:val="left" w:pos="0"/>
@@ -1826,7 +1826,7 @@
         <w:t xml:space="preserve">N/A </w:t>
       </w:r>
     </w:p>
-    <w:p>
+    <w:p ns2:paraId="535EB944" ns2:textId="77777777">
       <w:pPr>
         <w:tabs>
           <w:tab w:val="left" w:pos="0"/>
@@ -1840,7 +1840,7 @@
         </w:rPr>
       </w:pPr>
     </w:p>
-    <w:p>
+    <w:p ns2:paraId="73F63EB7" ns2:textId="77777777">
       <w:pPr>
         <w:tabs>
           <w:tab w:val="left" w:pos="0"/>
@@ -1869,7 +1869,7 @@
         <w:t>If (*the respondent) (*the associated respondent) has access to a relative's or friend's weapons, please give the name and address of each of those people:</w:t>
       </w:r>
     </w:p>
-    <w:p>
+    <w:p ns2:paraId="48D0EA97" ns2:textId="77777777">
       <w:pPr>
         <w:tabs>
           <w:tab w:val="left" w:pos="0"/>
@@ -1905,7 +1905,7 @@
         <w:fldChar w:fldCharType="end"/>
       </w:r>
     </w:p>
-    <w:p>
+    <w:p ns2:paraId="11C4834B" ns2:textId="77777777">
       <w:pPr>
         <w:tabs>
           <w:tab w:val="left" w:pos="0"/>
@@ -1919,7 +1919,7 @@
         </w:rPr>
       </w:pPr>
     </w:p>
-    <w:p>
+    <w:p ns2:paraId="3AED7EF5" ns2:textId="77777777">
       <w:pPr>
         <w:tabs>
           <w:tab w:val="left" w:pos="0"/>
@@ -1933,7 +1933,7 @@
         </w:rPr>
       </w:pPr>
     </w:p>
-    <w:p>
+    <w:p ns2:paraId="442C4503" ns2:textId="77777777">
       <w:pPr>
         <w:tabs>
           <w:tab w:val="left" w:pos="540"/>
@@ -1953,7 +1953,7 @@
         <w:t>...................................................</w:t>
       </w:r>
     </w:p>
-    <w:p>
+    <w:p ns2:paraId="71604CEB" ns2:textId="77777777">
       <w:pPr>
         <w:tabs>
           <w:tab w:val="left" w:pos="540"/>
@@ -1973,7 +1973,7 @@
         <w:t>Signature of Counsel for Applicant</w:t>
       </w:r>
     </w:p>
-    <w:p>
+    <w:p ns2:paraId="1673C27E" ns2:textId="77777777">
       <w:pPr>
         <w:tabs>
           <w:tab w:val="left" w:pos="540"/>
@@ -1987,7 +1987,7 @@
         </w:rPr>
       </w:pPr>
     </w:p>
-    <w:p>
+    <w:p ns2:paraId="3210EC82" ns2:textId="1B6B817E">
       <w:pPr>
         <w:tabs>
           <w:tab w:val="left" w:pos="540"/>
@@ -2021,7 +2021,7 @@
         <w:t>}}</w:t>
       </w:r>
     </w:p>
-    <w:p>
+    <w:p ns2:paraId="7CF2C316" ns2:textId="2EF96E80">
       <w:pPr>
         <w:tabs>
           <w:tab w:val="left" w:pos="540"/>
@@ -2041,7 +2041,7 @@
         <w:t xml:space="preserve">Date </w:t>
       </w:r>
     </w:p>
-    <w:p>
+    <w:p ns2:paraId="08333123" ns2:textId="77777777">
       <w:pPr>
         <w:rPr>
           <w:rFonts w:cs="Arial"/>
@@ -2049,7 +2049,7 @@
         </w:rPr>
       </w:pPr>
     </w:p>
-    <w:p>
+    <w:p ns2:paraId="2EF0AEDC" ns2:textId="77777777">
       <w:pPr>
         <w:rPr>
           <w:rFonts w:cs="Arial"/>
@@ -2057,14 +2057,14 @@
         </w:rPr>
       </w:pPr>
     </w:p>
-    <w:p>
-      <w:pPr>
-        <w:rPr>
-          <w:lang w:val="en-GB"/>
-        </w:rPr>
-      </w:pPr>
-    </w:p>
-    <w:p>
+    <w:p ns2:paraId="6270E8AA" ns2:textId="77777777">
+      <w:pPr>
+        <w:rPr>
+          <w:lang w:val="en-GB"/>
+        </w:rPr>
+      </w:pPr>
+    </w:p>
+    <w:p ns2:paraId="209AAB2F" ns2:textId="77777777">
       <w:r>
         <w:t xml:space="preserve"> </w:t>
       </w:r>
@@ -2086,7 +2086,7 @@
 </file>
 
 <file path=word/numbering.xml><?xml version="1.0" encoding="utf-8"?>
-<w:numbering xmlns:wpc="http://schemas.microsoft.com/office/word/2010/wordprocessingCanvas" xmlns:cx="http://schemas.microsoft.com/office/drawing/2014/chartex" xmlns:cx1="http://schemas.microsoft.com/office/drawing/2015/9/8/chartex" xmlns:cx2="http://schemas.microsoft.com/office/drawing/2015/10/21/chartex" xmlns:cx3="http://schemas.microsoft.com/office/drawing/2016/5/9/chartex" xmlns:cx4="http://schemas.microsoft.com/office/drawing/2016/5/10/chartex" xmlns:cx5="http://schemas.microsoft.com/office/drawing/2016/5/11/chartex" xmlns:cx6="http://schemas.microsoft.com/office/drawing/2016/5/12/chartex" xmlns:cx7="http://schemas.microsoft.com/office/drawing/2016/5/13/chartex" xmlns:cx8="http://schemas.microsoft.com/office/drawing/2016/5/14/chartex" xmlns:mc="http://schemas.openxmlformats.org/markup-compatibility/2006" xmlns:aink="http://schemas.microsoft.com/office/drawing/2016/ink" xmlns:am3d="http://schemas.microsoft.com/office/drawing/2017/model3d" xmlns:o="urn:schemas-microsoft-com:office:office" xmlns:oel="http://schemas.microsoft.com/office/2019/extlst" xmlns:r="http://schemas.openxmlformats.org/officeDocument/2006/relationships" xmlns:m="http://schemas.openxmlformats.org/officeDocument/2006/math" xmlns:v="urn:schemas-microsoft-com:vml" xmlns:wp14="http://schemas.microsoft.com/office/word/2010/wordprocessingDrawing" xmlns:wp="http://schemas.openxmlformats.org/drawingml/2006/wordprocessingDrawing" xmlns:w10="urn:schemas-microsoft-com:office:word" xmlns:w="http://schemas.openxmlformats.org/wordprocessingml/2006/main" xmlns:w14="http://schemas.microsoft.com/office/word/2010/wordml" xmlns:w15="http://schemas.microsoft.com/office/word/2012/wordml" xmlns:w16cex="http://schemas.microsoft.com/office/word/2018/wordml/cex" xmlns:w16cid="http://schemas.microsoft.com/office/word/2016/wordml/cid" xmlns:w16="http://schemas.microsoft.com/office/word/2018/wordml" xmlns:w16du="http://schemas.microsoft.com/office/word/2023/wordml/word16du" xmlns:w16sdtdh="http://schemas.microsoft.com/office/word/2020/wordml/sdtdatahash" xmlns:w16sdtfl="http://schemas.microsoft.com/office/word/2024/wordml/sdtformatlock" xmlns:w16se="http://schemas.microsoft.com/office/word/2015/wordml/symex" xmlns:wpg="http://schemas.microsoft.com/office/word/2010/wordprocessingGroup" xmlns:wpi="http://schemas.microsoft.com/office/word/2010/wordprocessingInk" xmlns:wne="http://schemas.microsoft.com/office/word/2006/wordml" xmlns:wps="http://schemas.microsoft.com/office/word/2010/wordprocessingShape" mc:Ignorable="w14 w15 w16se w16cid w16 w16cex w16sdtdh w16sdtfl w16du wp14">
+<w:numbering xmlns:wpc="http://schemas.microsoft.com/office/word/2010/wordprocessingCanvas" xmlns:cx="http://schemas.microsoft.com/office/drawing/2014/chartex" xmlns:cx1="http://schemas.microsoft.com/office/drawing/2015/9/8/chartex" xmlns:cx2="http://schemas.microsoft.com/office/drawing/2015/10/21/chartex" xmlns:cx3="http://schemas.microsoft.com/office/drawing/2016/5/9/chartex" xmlns:cx4="http://schemas.microsoft.com/office/drawing/2016/5/10/chartex" xmlns:cx5="http://schemas.microsoft.com/office/drawing/2016/5/11/chartex" xmlns:cx6="http://schemas.microsoft.com/office/drawing/2016/5/12/chartex" xmlns:cx7="http://schemas.microsoft.com/office/drawing/2016/5/13/chartex" xmlns:cx8="http://schemas.microsoft.com/office/drawing/2016/5/14/chartex" xmlns:mc="http://schemas.openxmlformats.org/markup-compatibility/2006" xmlns:m="http://schemas.openxmlformats.org/officeDocument/2006/math" xmlns:aink="http://schemas.microsoft.com/office/drawing/2016/ink" xmlns:am3d="http://schemas.microsoft.com/office/drawing/2017/model3d" xmlns:oel="http://schemas.microsoft.com/office/2019/extlst" xmlns:r="http://schemas.openxmlformats.org/officeDocument/2006/relationships" xmlns:wp14="http://schemas.microsoft.com/office/word/2010/wordprocessingDrawing" xmlns:wp="http://schemas.openxmlformats.org/drawingml/2006/wordprocessingDrawing" xmlns:wpg="http://schemas.microsoft.com/office/word/2010/wordprocessingGroup" xmlns:wpi="http://schemas.microsoft.com/office/word/2010/wordprocessingInk" xmlns:wps="http://schemas.microsoft.com/office/word/2010/wordprocessingShape" xmlns:o="urn:schemas-microsoft-com:office:office" xmlns:v="urn:schemas-microsoft-com:vml" xmlns:w10="urn:schemas-microsoft-com:office:word" xmlns:w="http://schemas.openxmlformats.org/wordprocessingml/2006/main" xmlns:w14="http://schemas.microsoft.com/office/word/2010/wordml" xmlns:w15="http://schemas.microsoft.com/office/word/2012/wordml" xmlns:w16cex="http://schemas.microsoft.com/office/word/2018/wordml/cex" xmlns:w16cid="http://schemas.microsoft.com/office/word/2016/wordml/cid" xmlns:w16="http://schemas.microsoft.com/office/word/2018/wordml" xmlns:w16sdtdh="http://schemas.microsoft.com/office/word/2020/wordml/sdtdatahash" xmlns:w16sdtfl="http://schemas.microsoft.com/office/word/2024/wordml/sdtformatlock" xmlns:w16se="http://schemas.microsoft.com/office/word/2015/wordml/symex" xmlns:w16du="http://schemas.microsoft.com/office/word/2023/wordml/word16du" xmlns:wne="http://schemas.microsoft.com/office/word/2006/wordml" mc:Ignorable="w14 w15 w16se w16cid w16 w16cex w16sdtdh w16sdtfl w16du wp14">
   <w:abstractNum w:abstractNumId="0" w15:restartNumberingAfterBreak="0">
     <w:nsid w:val="045A1AB8"/>
     <w:multiLevelType w:val="singleLevel"/>
@@ -3527,7 +3527,7 @@
 </file>
 
 <file path=word/styles.xml><?xml version="1.0" encoding="utf-8"?>
-<w:styles xmlns:mc="http://schemas.openxmlformats.org/markup-compatibility/2006" xmlns:r="http://schemas.openxmlformats.org/officeDocument/2006/relationships" xmlns:w="http://schemas.openxmlformats.org/wordprocessingml/2006/main" xmlns:w14="http://schemas.microsoft.com/office/word/2010/wordml" xmlns:w15="http://schemas.microsoft.com/office/word/2012/wordml" xmlns:w16cex="http://schemas.microsoft.com/office/word/2018/wordml/cex" xmlns:w16cid="http://schemas.microsoft.com/office/word/2016/wordml/cid" xmlns:w16="http://schemas.microsoft.com/office/word/2018/wordml" xmlns:w16du="http://schemas.microsoft.com/office/word/2023/wordml/word16du" xmlns:w16sdtdh="http://schemas.microsoft.com/office/word/2020/wordml/sdtdatahash" xmlns:w16sdtfl="http://schemas.microsoft.com/office/word/2024/wordml/sdtformatlock" xmlns:w16se="http://schemas.microsoft.com/office/word/2015/wordml/symex" mc:Ignorable="w14 w15 w16se w16cid w16 w16cex w16sdtdh w16sdtfl w16du">
+<w:styles xmlns:mc="http://schemas.openxmlformats.org/markup-compatibility/2006" xmlns:r="http://schemas.openxmlformats.org/officeDocument/2006/relationships" xmlns:w="http://schemas.openxmlformats.org/wordprocessingml/2006/main" xmlns:w14="http://schemas.microsoft.com/office/word/2010/wordml" xmlns:w15="http://schemas.microsoft.com/office/word/2012/wordml" xmlns:w16cex="http://schemas.microsoft.com/office/word/2018/wordml/cex" xmlns:w16cid="http://schemas.microsoft.com/office/word/2016/wordml/cid" xmlns:w16="http://schemas.microsoft.com/office/word/2018/wordml" xmlns:w16sdtdh="http://schemas.microsoft.com/office/word/2020/wordml/sdtdatahash" xmlns:w16sdtfl="http://schemas.microsoft.com/office/word/2024/wordml/sdtformatlock" xmlns:w16se="http://schemas.microsoft.com/office/word/2015/wordml/symex" xmlns:w16du="http://schemas.microsoft.com/office/word/2023/wordml/word16du" mc:Ignorable="w14 w15 w16se w16cid w16 w16cex w16sdtdh w16sdtfl w16du">
   <w:docDefaults>
     <w:rPrDefault>
       <w:rPr>
